--- a/proactive-english-b2-sy/out/PE-B2-BK1-SY_Unit11_AK.docx
+++ b/proactive-english-b2-sy/out/PE-B2-BK1-SY_Unit11_AK.docx
@@ -28231,7 +28231,7 @@
                 <w:sz w:val="22"/>
                 <w:szCs w:val="22"/>
               </w:rPr>
-              <w:t xml:space="preserve">This is the fifth and last mediation of the course and it is the only one in which somebody is at fault.</w:t>
+              <w:t xml:space="preserve">This is the seventh mediation of the course and the only one in which somebody is at fault.</w:t>
             </w:r>
             <w:r>
               <w:rPr>
